--- a/Mapped Curriculum Lesson - Supplemental Material/Grade 7/Lesson 17 - Lists/Lists - Worksheet.docx
+++ b/Mapped Curriculum Lesson - Supplemental Material/Grade 7/Lesson 17 - Lists/Lists - Worksheet.docx
@@ -860,27 +860,53 @@
         <w:rPr>
           <w:color w:val="080808"/>
         </w:rPr>
-        <w:t xml:space="preserve">Prepare the starter for a weekend trip by replacing the initial </w:t>
+        <w:t xml:space="preserve">Add </w:t>
+      </w:r>
+      <w:r>
+        <w:rPr>
+          <w:color w:val="067D17"/>
+          <w:rFonts w:ascii="Consolas" w:hAnsi="Consolas"/>
+        </w:rPr>
+        <w:t>"snacks"</w:t>
+      </w:r>
+      <w:r>
+        <w:rPr>
+          <w:color w:val="080808"/>
+        </w:rPr>
+        <w:t xml:space="preserve"> as the third item in [packing_list]. Keep the input and </w:t>
       </w:r>
       <w:r>
         <w:rPr>
           <w:color w:val="1750EB"/>
           <w:rFonts w:ascii="Consolas" w:hAnsi="Consolas"/>
         </w:rPr>
-        <w:t>list</w:t>
-      </w:r>
-      <w:r>
-        <w:rPr>
-          <w:color w:val="080808"/>
-        </w:rPr>
-        <w:t xml:space="preserve"> with three useful items. The user's extra item must still be appended and visible in the final </w:t>
-      </w:r>
-      <w:r>
-        <w:rPr>
-          <w:color w:val="1750EB"/>
+        <w:t>append()</w:t>
+      </w:r>
+      <w:r>
+        <w:rPr>
+          <w:color w:val="080808"/>
+        </w:rPr>
+        <w:t xml:space="preserve"> lines so the user's item is added after it. Test the input </w:t>
+      </w:r>
+      <w:r>
+        <w:rPr>
+          <w:color w:val="067D17"/>
           <w:rFonts w:ascii="Consolas" w:hAnsi="Consolas"/>
         </w:rPr>
-        <w:t>list</w:t>
+        <w:t>"coat"</w:t>
+      </w:r>
+      <w:r>
+        <w:rPr>
+          <w:color w:val="080808"/>
+        </w:rPr>
+        <w:t xml:space="preserve">; display </w:t>
+      </w:r>
+      <w:r>
+        <w:rPr>
+          <w:color w:val="067D17"/>
+          <w:rFonts w:ascii="Consolas" w:hAnsi="Consolas"/>
+        </w:rPr>
+        <w:t>"Packing list: ['water', 'map', 'snacks', 'coat']"</w:t>
       </w:r>
       <w:r>
         <w:rPr>
@@ -976,7 +1002,99 @@
         <w:rPr>
           <w:color w:val="080808"/>
         </w:rPr>
-        <w:t xml:space="preserve">Ask for a second item and append it to the </w:t>
+        <w:t xml:space="preserve">Ask for the first item and store it in [item], then append it to [packing_list]. Ask for another item and store it in [another_item], then append that item too. Test </w:t>
+      </w:r>
+      <w:r>
+        <w:rPr>
+          <w:color w:val="067D17"/>
+          <w:rFonts w:ascii="Consolas" w:hAnsi="Consolas"/>
+        </w:rPr>
+        <w:t>"coat"</w:t>
+      </w:r>
+      <w:r>
+        <w:rPr>
+          <w:color w:val="080808"/>
+        </w:rPr>
+        <w:t xml:space="preserve"> and </w:t>
+      </w:r>
+      <w:r>
+        <w:rPr>
+          <w:color w:val="067D17"/>
+          <w:rFonts w:ascii="Consolas" w:hAnsi="Consolas"/>
+        </w:rPr>
+        <w:t>"torch"</w:t>
+      </w:r>
+      <w:r>
+        <w:rPr>
+          <w:color w:val="080808"/>
+        </w:rPr>
+        <w:t xml:space="preserve">; display </w:t>
+      </w:r>
+      <w:r>
+        <w:rPr>
+          <w:color w:val="067D17"/>
+          <w:rFonts w:ascii="Consolas" w:hAnsi="Consolas"/>
+        </w:rPr>
+        <w:t>"Packing list: ['water', 'map', 'coat', 'torch']"</w:t>
+      </w:r>
+      <w:r>
+        <w:rPr>
+          <w:color w:val="080808"/>
+        </w:rPr>
+        <w:t>.</w:t>
+      </w:r>
+    </w:p>
+    <w:p>
+      <w:pPr>
+        <w:spacing w:before="0" w:after="0" w:line="120" w:lineRule="exact"/>
+      </w:pPr>
+    </w:p>
+    <w:p>
+      <w:pPr>
+        <w:pStyle w:val="Heading2"/>
+      </w:pPr>
+      <w:r>
+        <w:t>Challenge 3</w:t>
+      </w:r>
+    </w:p>
+    <w:p>
+      <w:pPr>
+        <w:spacing w:line="276" w:lineRule="auto" w:before="0" w:after="0"/>
+        <w:rPr>
+          <w:noProof/>
+        </w:rPr>
+      </w:pPr>
+      <w:r>
+        <w:rPr>
+          <w:color w:val="080808"/>
+        </w:rPr>
+        <w:t xml:space="preserve">Store </w:t>
+      </w:r>
+      <w:r>
+        <w:rPr>
+          <w:color w:val="067D17"/>
+          <w:rFonts w:ascii="Consolas" w:hAnsi="Consolas"/>
+        </w:rPr>
+        <w:t>"film"</w:t>
+      </w:r>
+      <w:r>
+        <w:rPr>
+          <w:color w:val="080808"/>
+        </w:rPr>
+        <w:t xml:space="preserve"> and </w:t>
+      </w:r>
+      <w:r>
+        <w:rPr>
+          <w:color w:val="067D17"/>
+          <w:rFonts w:ascii="Consolas" w:hAnsi="Consolas"/>
+        </w:rPr>
+        <w:t>"popcorn"</w:t>
+      </w:r>
+      <w:r>
+        <w:rPr>
+          <w:color w:val="080808"/>
+        </w:rPr>
+        <w:t xml:space="preserve"> in a </w:t>
       </w:r>
       <w:r>
         <w:rPr>
@@ -989,34 +1107,20 @@
         <w:rPr>
           <w:color w:val="080808"/>
         </w:rPr>
-        <w:t>. Display all four items.</w:t>
-      </w:r>
-    </w:p>
-    <w:p>
-      <w:pPr>
-        <w:spacing w:before="0" w:after="0" w:line="120" w:lineRule="exact"/>
-      </w:pPr>
-    </w:p>
-    <w:p>
-      <w:pPr>
-        <w:pStyle w:val="Heading2"/>
-      </w:pPr>
-      <w:r>
-        <w:t>Challenge 3</w:t>
-      </w:r>
-    </w:p>
-    <w:p>
-      <w:pPr>
-        <w:spacing w:line="276" w:lineRule="auto" w:before="0" w:after="0"/>
-        <w:rPr>
-          <w:noProof/>
-        </w:rPr>
-      </w:pPr>
-      <w:r>
-        <w:rPr>
-          <w:color w:val="080808"/>
-        </w:rPr>
-        <w:t xml:space="preserve">Make a movie-night checklist. Start with two items of your choice, ask the user for a third, append it, and display the finished </w:t>
+        <w:t xml:space="preserve"> called [movie_night]. Ask for another item and store it in [item]. Append [item] to [movie_night], then display </w:t>
+      </w:r>
+      <w:r>
+        <w:rPr>
+          <w:color w:val="067D17"/>
+          <w:rFonts w:ascii="Consolas" w:hAnsi="Consolas"/>
+        </w:rPr>
+        <w:t>"Movie-night checklist:"</w:t>
+      </w:r>
+      <w:r>
+        <w:rPr>
+          <w:color w:val="080808"/>
+        </w:rPr>
+        <w:t xml:space="preserve"> followed by the </w:t>
       </w:r>
       <w:r>
         <w:rPr>
@@ -1029,7 +1133,33 @@
         <w:rPr>
           <w:color w:val="080808"/>
         </w:rPr>
-        <w:t xml:space="preserve"> with a clear heading.</w:t>
+        <w:t xml:space="preserve">. Test </w:t>
+      </w:r>
+      <w:r>
+        <w:rPr>
+          <w:color w:val="067D17"/>
+          <w:rFonts w:ascii="Consolas" w:hAnsi="Consolas"/>
+        </w:rPr>
+        <w:t>"tickets"</w:t>
+      </w:r>
+      <w:r>
+        <w:rPr>
+          <w:color w:val="080808"/>
+        </w:rPr>
+        <w:t xml:space="preserve">; display </w:t>
+      </w:r>
+      <w:r>
+        <w:rPr>
+          <w:color w:val="067D17"/>
+          <w:rFonts w:ascii="Consolas" w:hAnsi="Consolas"/>
+        </w:rPr>
+        <w:t>"Movie-night checklist: ['film', 'popcorn', 'tickets']"</w:t>
+      </w:r>
+      <w:r>
+        <w:rPr>
+          <w:color w:val="080808"/>
+        </w:rPr>
+        <w:t>.</w:t>
       </w:r>
     </w:p>
     <w:p>

--- a/Mapped Curriculum Lesson - Supplemental Material/Grade 7/Lesson 17 - Lists/Lists - Worksheet.docx
+++ b/Mapped Curriculum Lesson - Supplemental Material/Grade 7/Lesson 17 - Lists/Lists - Worksheet.docx
@@ -860,25 +860,29 @@
         <w:rPr>
           <w:color w:val="080808"/>
         </w:rPr>
-        <w:t xml:space="preserve">Add </w:t>
+        <w:t xml:space="preserve">Change the example so it also asks whether the trip is overnight. If the answer is </w:t>
       </w:r>
       <w:r>
         <w:rPr>
           <w:color w:val="067D17"/>
-          <w:rFonts w:ascii="Consolas" w:hAnsi="Consolas"/>
-        </w:rPr>
-        <w:t>"snacks"</w:t>
-      </w:r>
-      <w:r>
-        <w:rPr>
-          <w:color w:val="080808"/>
-        </w:rPr>
-        <w:t xml:space="preserve"> as the third item in [packing_list]. Keep the input and </w:t>
+          <w:rFonts w:ascii="JetBrains Mono" w:hAnsi="JetBrains Mono"/>
+          <w:sz w:val="20"/>
+          <w:szCs w:val="20"/>
+        </w:rPr>
+        <w:t>"yes"</w:t>
+      </w:r>
+      <w:r>
+        <w:rPr>
+          <w:color w:val="080808"/>
+        </w:rPr>
+        <w:t xml:space="preserve">, use </w:t>
       </w:r>
       <w:r>
         <w:rPr>
           <w:color w:val="1750EB"/>
-          <w:rFonts w:ascii="Consolas" w:hAnsi="Consolas"/>
+          <w:rFonts w:ascii="JetBrains Mono" w:hAnsi="JetBrains Mono"/>
+          <w:sz w:val="20"/>
+          <w:szCs w:val="20"/>
         </w:rPr>
         <w:t>append()</w:t>
       </w:r>
@@ -886,12 +890,45 @@
         <w:rPr>
           <w:color w:val="080808"/>
         </w:rPr>
-        <w:t xml:space="preserve"> lines so the user's item is added after it. Test the input </w:t>
+        <w:t xml:space="preserve"> to add </w:t>
       </w:r>
       <w:r>
         <w:rPr>
           <w:color w:val="067D17"/>
-          <w:rFonts w:ascii="Consolas" w:hAnsi="Consolas"/>
+          <w:rFonts w:ascii="JetBrains Mono" w:hAnsi="JetBrains Mono"/>
+          <w:sz w:val="20"/>
+          <w:szCs w:val="20"/>
+        </w:rPr>
+        <w:t>"sleeping bag"</w:t>
+      </w:r>
+      <w:r>
+        <w:rPr>
+          <w:color w:val="080808"/>
+        </w:rPr>
+        <w:t xml:space="preserve"> to </w:t>
+      </w:r>
+      <w:r>
+        <w:rPr>
+          <w:color w:val="6A1B9A"/>
+          <w:rFonts w:ascii="JetBrains Mono" w:hAnsi="JetBrains Mono"/>
+          <w:sz w:val="20"/>
+          <w:szCs w:val="20"/>
+          <w:shd w:val="clear" w:color="auto" w:fill="ECEAF4"/>
+        </w:rPr>
+        <w:t> packing_list </w:t>
+      </w:r>
+      <w:r>
+        <w:rPr>
+          <w:color w:val="080808"/>
+        </w:rPr>
+        <w:t xml:space="preserve"> before it is displayed. For example, </w:t>
+      </w:r>
+      <w:r>
+        <w:rPr>
+          <w:color w:val="067D17"/>
+          <w:rFonts w:ascii="JetBrains Mono" w:hAnsi="JetBrains Mono"/>
+          <w:sz w:val="20"/>
+          <w:szCs w:val="20"/>
         </w:rPr>
         <w:t>"coat"</w:t>
       </w:r>
@@ -899,14 +936,31 @@
         <w:rPr>
           <w:color w:val="080808"/>
         </w:rPr>
-        <w:t xml:space="preserve">; display </w:t>
+        <w:t xml:space="preserve"> and </w:t>
       </w:r>
       <w:r>
         <w:rPr>
           <w:color w:val="067D17"/>
-          <w:rFonts w:ascii="Consolas" w:hAnsi="Consolas"/>
-        </w:rPr>
-        <w:t>"Packing list: ['water', 'map', 'snacks', 'coat']"</w:t>
+          <w:rFonts w:ascii="JetBrains Mono" w:hAnsi="JetBrains Mono"/>
+          <w:sz w:val="20"/>
+          <w:szCs w:val="20"/>
+        </w:rPr>
+        <w:t>"yes"</w:t>
+      </w:r>
+      <w:r>
+        <w:rPr>
+          <w:color w:val="080808"/>
+        </w:rPr>
+        <w:t xml:space="preserve"> display </w:t>
+      </w:r>
+      <w:r>
+        <w:rPr>
+          <w:color w:val="067D17"/>
+          <w:rFonts w:ascii="JetBrains Mono" w:hAnsi="JetBrains Mono"/>
+          <w:sz w:val="20"/>
+          <w:szCs w:val="20"/>
+        </w:rPr>
+        <w:t>"Packing list: ['water', 'map', 'coat', 'sleeping bag']"</w:t>
       </w:r>
       <w:r>
         <w:rPr>
@@ -1002,12 +1056,45 @@
         <w:rPr>
           <w:color w:val="080808"/>
         </w:rPr>
-        <w:t xml:space="preserve">Ask for the first item and store it in [item], then append it to [packing_list]. Ask for another item and store it in [another_item], then append that item too. Test </w:t>
+        <w:t xml:space="preserve">Extend the example so it asks for a second item in </w:t>
+      </w:r>
+      <w:r>
+        <w:rPr>
+          <w:color w:val="6A1B9A"/>
+          <w:rFonts w:ascii="JetBrains Mono" w:hAnsi="JetBrains Mono"/>
+          <w:sz w:val="20"/>
+          <w:szCs w:val="20"/>
+          <w:shd w:val="clear" w:color="auto" w:fill="ECEAF4"/>
+        </w:rPr>
+        <w:t> another_item </w:t>
+      </w:r>
+      <w:r>
+        <w:rPr>
+          <w:color w:val="080808"/>
+        </w:rPr>
+        <w:t xml:space="preserve"> and uses </w:t>
+      </w:r>
+      <w:r>
+        <w:rPr>
+          <w:color w:val="1750EB"/>
+          <w:rFonts w:ascii="JetBrains Mono" w:hAnsi="JetBrains Mono"/>
+          <w:sz w:val="20"/>
+          <w:szCs w:val="20"/>
+        </w:rPr>
+        <w:t>append()</w:t>
+      </w:r>
+      <w:r>
+        <w:rPr>
+          <w:color w:val="080808"/>
+        </w:rPr>
+        <w:t xml:space="preserve"> to add it too. For example, </w:t>
       </w:r>
       <w:r>
         <w:rPr>
           <w:color w:val="067D17"/>
-          <w:rFonts w:ascii="Consolas" w:hAnsi="Consolas"/>
+          <w:rFonts w:ascii="JetBrains Mono" w:hAnsi="JetBrains Mono"/>
+          <w:sz w:val="20"/>
+          <w:szCs w:val="20"/>
         </w:rPr>
         <w:t>"coat"</w:t>
       </w:r>
@@ -1020,7 +1107,9 @@
       <w:r>
         <w:rPr>
           <w:color w:val="067D17"/>
-          <w:rFonts w:ascii="Consolas" w:hAnsi="Consolas"/>
+          <w:rFonts w:ascii="JetBrains Mono" w:hAnsi="JetBrains Mono"/>
+          <w:sz w:val="20"/>
+          <w:szCs w:val="20"/>
         </w:rPr>
         <w:t>"torch"</w:t>
       </w:r>
@@ -1028,12 +1117,14 @@
         <w:rPr>
           <w:color w:val="080808"/>
         </w:rPr>
-        <w:t xml:space="preserve">; display </w:t>
+        <w:t xml:space="preserve"> display </w:t>
       </w:r>
       <w:r>
         <w:rPr>
           <w:color w:val="067D17"/>
-          <w:rFonts w:ascii="Consolas" w:hAnsi="Consolas"/>
+          <w:rFonts w:ascii="JetBrains Mono" w:hAnsi="JetBrains Mono"/>
+          <w:sz w:val="20"/>
+          <w:szCs w:val="20"/>
         </w:rPr>
         <w:t>"Packing list: ['water', 'map', 'coat', 'torch']"</w:t>
       </w:r>
@@ -1068,38 +1159,90 @@
         <w:rPr>
           <w:color w:val="080808"/>
         </w:rPr>
-        <w:t xml:space="preserve">Store </w:t>
+        <w:t>Create a guest-</w:t>
+      </w:r>
+      <w:r>
+        <w:rPr>
+          <w:color w:val="1750EB"/>
+          <w:rFonts w:ascii="JetBrains Mono" w:hAnsi="JetBrains Mono"/>
+          <w:sz w:val="20"/>
+          <w:szCs w:val="20"/>
+        </w:rPr>
+        <w:t>list</w:t>
+      </w:r>
+      <w:r>
+        <w:rPr>
+          <w:color w:val="080808"/>
+        </w:rPr>
+        <w:t xml:space="preserve"> program. Start with an empty </w:t>
+      </w:r>
+      <w:r>
+        <w:rPr>
+          <w:color w:val="1750EB"/>
+          <w:rFonts w:ascii="JetBrains Mono" w:hAnsi="JetBrains Mono"/>
+          <w:sz w:val="20"/>
+          <w:szCs w:val="20"/>
+        </w:rPr>
+        <w:t>list</w:t>
+      </w:r>
+      <w:r>
+        <w:rPr>
+          <w:color w:val="080808"/>
+        </w:rPr>
+        <w:t xml:space="preserve"> called </w:t>
+      </w:r>
+      <w:r>
+        <w:rPr>
+          <w:color w:val="6A1B9A"/>
+          <w:rFonts w:ascii="JetBrains Mono" w:hAnsi="JetBrains Mono"/>
+          <w:sz w:val="20"/>
+          <w:szCs w:val="20"/>
+          <w:shd w:val="clear" w:color="auto" w:fill="ECEAF4"/>
+        </w:rPr>
+        <w:t> guests </w:t>
+      </w:r>
+      <w:r>
+        <w:rPr>
+          <w:color w:val="080808"/>
+        </w:rPr>
+        <w:t xml:space="preserve">. Ask for three names and append each one. Then ask whether a plus-one is coming; if the answer is </w:t>
       </w:r>
       <w:r>
         <w:rPr>
           <w:color w:val="067D17"/>
-          <w:rFonts w:ascii="Consolas" w:hAnsi="Consolas"/>
-        </w:rPr>
-        <w:t>"film"</w:t>
-      </w:r>
-      <w:r>
-        <w:rPr>
-          <w:color w:val="080808"/>
-        </w:rPr>
-        <w:t xml:space="preserve"> and </w:t>
+          <w:rFonts w:ascii="JetBrains Mono" w:hAnsi="JetBrains Mono"/>
+          <w:sz w:val="20"/>
+          <w:szCs w:val="20"/>
+        </w:rPr>
+        <w:t>"yes"</w:t>
+      </w:r>
+      <w:r>
+        <w:rPr>
+          <w:color w:val="080808"/>
+        </w:rPr>
+        <w:t xml:space="preserve">, append </w:t>
       </w:r>
       <w:r>
         <w:rPr>
           <w:color w:val="067D17"/>
-          <w:rFonts w:ascii="Consolas" w:hAnsi="Consolas"/>
-        </w:rPr>
-        <w:t>"popcorn"</w:t>
-      </w:r>
-      <w:r>
-        <w:rPr>
-          <w:color w:val="080808"/>
-        </w:rPr>
-        <w:t xml:space="preserve"> in a </w:t>
+          <w:rFonts w:ascii="JetBrains Mono" w:hAnsi="JetBrains Mono"/>
+          <w:sz w:val="20"/>
+          <w:szCs w:val="20"/>
+        </w:rPr>
+        <w:t>"Plus one"</w:t>
+      </w:r>
+      <w:r>
+        <w:rPr>
+          <w:color w:val="080808"/>
+        </w:rPr>
+        <w:t xml:space="preserve">. Display the </w:t>
       </w:r>
       <w:r>
         <w:rPr>
           <w:color w:val="1750EB"/>
-          <w:rFonts w:ascii="Consolas" w:hAnsi="Consolas"/>
+          <w:rFonts w:ascii="JetBrains Mono" w:hAnsi="JetBrains Mono"/>
+          <w:sz w:val="20"/>
+          <w:szCs w:val="20"/>
         </w:rPr>
         <w:t>list</w:t>
       </w:r>
@@ -1107,53 +1250,16 @@
         <w:rPr>
           <w:color w:val="080808"/>
         </w:rPr>
-        <w:t xml:space="preserve"> called [movie_night]. Ask for another item and store it in [item]. Append [item] to [movie_night], then display </w:t>
+        <w:t xml:space="preserve"> after </w:t>
       </w:r>
       <w:r>
         <w:rPr>
           <w:color w:val="067D17"/>
-          <w:rFonts w:ascii="Consolas" w:hAnsi="Consolas"/>
-        </w:rPr>
-        <w:t>"Movie-night checklist:"</w:t>
-      </w:r>
-      <w:r>
-        <w:rPr>
-          <w:color w:val="080808"/>
-        </w:rPr>
-        <w:t xml:space="preserve"> followed by the </w:t>
-      </w:r>
-      <w:r>
-        <w:rPr>
-          <w:color w:val="1750EB"/>
-          <w:rFonts w:ascii="Consolas" w:hAnsi="Consolas"/>
-        </w:rPr>
-        <w:t>list</w:t>
-      </w:r>
-      <w:r>
-        <w:rPr>
-          <w:color w:val="080808"/>
-        </w:rPr>
-        <w:t xml:space="preserve">. Test </w:t>
-      </w:r>
-      <w:r>
-        <w:rPr>
-          <w:color w:val="067D17"/>
-          <w:rFonts w:ascii="Consolas" w:hAnsi="Consolas"/>
-        </w:rPr>
-        <w:t>"tickets"</w:t>
-      </w:r>
-      <w:r>
-        <w:rPr>
-          <w:color w:val="080808"/>
-        </w:rPr>
-        <w:t xml:space="preserve">; display </w:t>
-      </w:r>
-      <w:r>
-        <w:rPr>
-          <w:color w:val="067D17"/>
-          <w:rFonts w:ascii="Consolas" w:hAnsi="Consolas"/>
-        </w:rPr>
-        <w:t>"Movie-night checklist: ['film', 'popcorn', 'tickets']"</w:t>
+          <w:rFonts w:ascii="JetBrains Mono" w:hAnsi="JetBrains Mono"/>
+          <w:sz w:val="20"/>
+          <w:szCs w:val="20"/>
+        </w:rPr>
+        <w:t>"Guests:"</w:t>
       </w:r>
       <w:r>
         <w:rPr>
